--- a/docs/np_tool_shell_001.docx
+++ b/docs/np_tool_shell_001.docx
@@ -98,6 +98,16 @@
                 <w:sz w:val="18"/>
               </w:rPr>
               <w:t>⚠ PARTIALLY SUPERSEDED 2026-08-18 — see the banner at §1. Releasable for F-04 only.</w:t>
+            </w:r>
+          </w:p>
+          <w:p>
+            <w:r>
+              <w:rPr>
+                <w:b/>
+                <w:color w:val="C00000"/>
+                <w:sz w:val="18"/>
+              </w:rPr>
+              <w:t>F-02 RETIRED 2026-09-23 — hub port covers are NP-TOOL-HUB-001 F-02 (OI-ART-07). Rev 3. Still releasable for F-04 only.</w:t>
             </w:r>
           </w:p>
         </w:tc>
@@ -1181,6 +1191,90 @@
         <w:t>2.2  F-02 — Accessory Port Cover Anchor Posts (×3)</w:t>
       </w:r>
     </w:p>
+    <w:tbl>
+      <w:tblPr>
+        <w:tblStyle w:val="TableGrid"/>
+        <w:tblW w:type="auto" w:w="0"/>
+        <w:tblLook w:firstColumn="1" w:firstRow="1" w:lastColumn="0" w:lastRow="0" w:noHBand="0" w:noVBand="1" w:val="04A0"/>
+      </w:tblPr>
+      <w:tblGrid>
+        <w:gridCol w:w="9746"/>
+      </w:tblGrid>
+      <w:tr>
+        <w:tc>
+          <w:tcPr>
+            <w:tcW w:type="dxa" w:w="9746"/>
+            <w:shd w:val="clear" w:color="auto" w:fill="FCE4D6"/>
+          </w:tcPr>
+          <w:p>
+            <w:r>
+              <w:rPr>
+                <w:b/>
+                <w:color w:val="C00000"/>
+                <w:sz w:val="20"/>
+              </w:rPr>
+              <w:t>F-02 RETIRED (2026-09-23, OI-ART-07 closed) — hub port covers are owned by NP-TOOL-HUB-001 F-02. Do not release anything in §2.2 to a tooling manufacturer.</w:t>
+            </w:r>
+            <w:r>
+              <w:br/>
+            </w:r>
+            <w:r>
+              <w:br/>
+            </w:r>
+            <w:r>
+              <w:rPr>
+                <w:b w:val="0"/>
+                <w:color w:val="404040"/>
+                <w:sz w:val="20"/>
+              </w:rPr>
+              <w:t>Retired, not deleted: the §2.2 geometry below, the F-02 rows of §2 and §3, the F-02 material rows of §4 (Shore 40A TPE tether; the F-02 half of the sealant row), SH-06..SH-08, FAI-CV-05 and FAI-CV-06, and the F-02 halves of OI-01, OI-02 and OI-06 are retained verbatim as the record of what was specified.</w:t>
+            </w:r>
+            <w:r>
+              <w:br/>
+            </w:r>
+            <w:r>
+              <w:br/>
+            </w:r>
+            <w:r>
+              <w:rPr>
+                <w:b w:val="0"/>
+                <w:color w:val="404040"/>
+                <w:sz w:val="20"/>
+              </w:rPr>
+              <w:t>Why NP-TOOL-HUB-001 owns them. (1) Scope: §1 of this document lists "control hub tooling" as NOT in scope, and §9 says hub anchor posts need a separate document — F-02 was hub geometry written into a shell specification that excluded the hub. (2) Hazard control: NP-TOOL-HUB-001's &lt;=20 mm free-length tether maximum is the control for RISK-HUB-01 (NP-RISK-004) — a detached-but-tethered cover must not reach the hub fan intake — verified by FAI-HUB-23 (was FAI-HTOOL-02), BLOCKING. This feature has no reach limit. (3) Status: NP-TOOL-HUB-001 is BASELINED with an issued FAI checklist (NP-FAI-HUB-001); this document is releasable for F-04 only.</w:t>
+            </w:r>
+            <w:r>
+              <w:br/>
+            </w:r>
+            <w:r>
+              <w:br/>
+            </w:r>
+            <w:r>
+              <w:rPr>
+                <w:b w:val="0"/>
+                <w:color w:val="404040"/>
+                <w:sz w:val="20"/>
+              </w:rPr>
+              <w:t>Magnitude correction to the 2026-08-18 banner above. The F-02 tether is a loop of 50 mm nominal CIRCUMFERENCE (§2.2), not 50 mm of free length. A loop spans at most about half its circumference between two anchors, so its reach is about 25 mm — roughly 1.25x the 20 mm maximum, not 2.5x. It still exceeds a hazard-control maximum, which is disqualifying at any ratio.</w:t>
+            </w:r>
+            <w:r>
+              <w:br/>
+            </w:r>
+            <w:r>
+              <w:br/>
+            </w:r>
+            <w:r>
+              <w:rPr>
+                <w:b w:val="0"/>
+                <w:color w:val="404040"/>
+                <w:sz w:val="20"/>
+              </w:rPr>
+              <w:t>What this retirement does NOT carry over by default. This feature named the ports correctly — USB-C plus the hub accessory ports that the intranasal probe, VNS clip, cervical VNS and mastoid pad connect to — and NP-TOOL-HUB-001 F-02 does not: it names a "DFU/service" port no other document describes (DFU runs over USB-C) and omits the accessory ports. So the port inventory is raised as NP-TOOL-HUB-001 OI-HTOOL-08, and the tether-capture adequacy of that document's 1.0 x 0.5 mm boss (borrowed from an alignment boss) as OI-HTOOL-09. The anchor-post + through-slot pattern of §2.1/§3 (boss 4.0 mm dia x 3.5 mm, slot 2.0 x 2.5 mm, base radius &gt;= 1.0 mm) stays in this document as reusable engineering and is the geometry F-04's dust-cover tether still refers to.</w:t>
+            </w:r>
+          </w:p>
+        </w:tc>
+      </w:tr>
+    </w:tbl>
     <w:p>
       <w:pPr>
         <w:spacing w:after="80"/>
@@ -8034,6 +8128,48 @@
           <w:p>
             <w:r>
               <w:t>Partial supersession against the hex-tile architecture (NP-HEX-ZM-001, NP-DRV-SHELL-002). No feature, dimension, checklist row or open item is deleted. F-01 retired outright (no zone slots, no zone colours, sockets moved to the inner bowl); F-03's premise retired (EEG electrodes are inside T1-B tiles and the EEG harness is absorbed into the cluster network -- the &lt;5 uVpp threshold survives as NP-DRV-SHELL-002 SH2-DRC-16); F-02 architecture-independent but in conflict with NP-TOOL-HUB-001 Rev 1 F-02, whose &lt;=20 mm tether limit is a fan-ingestion hazard control this document's 50 mm tether exceeds; F-04 survives unchanged. F-03's retirement agrees with cad/CAD_PARTS_LIST.md's existing EEG-ROUTE-CHANNEL tombstone and NP-RISK-002's RISK-21 disposition; reopening condition recorded per NP-HW-EEGNET-001 Rev 2 §7.3. Scope understated -- this governs L0 only, and three L0 features (clamp latches, blind-mate boss, parting-plane lip) are absent pending MECH-1. Revision numbering follows NP-CONV-001 Rev 3 §4.1 (integers); the historical row 'A' is Rev 1. Re-scope or supersede is OI-ART-01.</w:t>
+            </w:r>
+          </w:p>
+        </w:tc>
+      </w:tr>
+      <w:tr>
+        <w:tc>
+          <w:tcPr>
+            <w:tcW w:type="dxa" w:w="2436"/>
+          </w:tcPr>
+          <w:p>
+            <w:r>
+              <w:t>3</w:t>
+            </w:r>
+          </w:p>
+        </w:tc>
+        <w:tc>
+          <w:tcPr>
+            <w:tcW w:type="dxa" w:w="2436"/>
+          </w:tcPr>
+          <w:p>
+            <w:r>
+              <w:t>2026-09-23</w:t>
+            </w:r>
+          </w:p>
+        </w:tc>
+        <w:tc>
+          <w:tcPr>
+            <w:tcW w:type="dxa" w:w="2436"/>
+          </w:tcPr>
+          <w:p>
+            <w:r>
+              <w:t>NeurOne Systems Engineering</w:t>
+            </w:r>
+          </w:p>
+        </w:tc>
+        <w:tc>
+          <w:tcPr>
+            <w:tcW w:type="dxa" w:w="2436"/>
+          </w:tcPr>
+          <w:p>
+            <w:r>
+              <w:t>OI-ART-07 closed. F-02 (accessory port cover anchor posts x3) RETIRED in favour of NP-TOOL-HUB-001 F-02, which is BASELINED, owns the hub (outside this document's §1 scope) and carries the &lt;=20 mm tether hazard control for RISK-HUB-01 (FAI-HUB-23, BLOCKING). Nothing deleted: §2.2, SH-06..SH-08, FAI-CV-05/06 and the F-02 rows of §2-§4 retained verbatim under a banner. Corrects the Rev 2 banner's '2.5x': the 50 mm tether is a loop circumference, reach ~25 mm, ~1.25x the limit. The port inventory this feature named correctly and NP-TOOL-HUB-001 does not (hub accessory ports) is raised as OI-HTOOL-08 there; boss tether-capture adequacy as OI-HTOOL-09. F-01 and F-03 remain retired (Rev 2); F-04 unchanged. Re-scope remains OI-ART-01.</w:t>
             </w:r>
           </w:p>
         </w:tc>
